--- a/facilitator-guide-sprint-review.docx
+++ b/facilitator-guide-sprint-review.docx
@@ -1033,6 +1033,152 @@
       </w:r>
       <w:r>
         <w:t xml:space="preserve"> each iteration, with a retrospective from the Retro Kit to close the loop. The break-down tools (Epic Canvas, Story Map, Story Splitting, Example Mapping) sit between vision and planning.</w:t>
+      </w:r>
+    </w:p>
+    <w:p>
+      <w:pPr>
+        <w:pStyle w:val="Heading1"/>
+      </w:pPr>
+      <w:r>
+        <w:t xml:space="preserve">Recreate it in your whiteboard</w:t>
+      </w:r>
+    </w:p>
+    <w:p>
+      <w:pPr>
+        <w:pStyle w:val="Small"/>
+      </w:pPr>
+      <w:r>
+        <w:t xml:space="preserve">Paste this into your whiteboard's AI assistant (for example Miro AI or Atlassian Rovo) or a general assistant, to get an editable, native version of the board. Results vary by tool, so expect to tidy it up. For an exact copy, import the SVG as a locked background instead.</w:t>
+      </w:r>
+    </w:p>
+    <w:p>
+      <w:r>
+        <w:t xml:space="preserve">Create an editable whiteboard for “Sprint Review”, a workshop board.</w:t>
+      </w:r>
+    </w:p>
+    <w:p>
+      <w:r>
+        <w:t xml:space="preserve">Purpose: Show what's done, hear from stakeholders, and decide together what the backlog should look like next.</w:t>
+      </w:r>
+    </w:p>
+    <w:p>
+      <w:r>
+        <w:t xml:space="preserve">Layout: a wide landscape board (about 16:11). Make one frame per section below, placed as described. In each frame, add the section name as a heading, then its content as short text labels or empty fields to fill in. Leave space in each frame for sticky notes. Use the header colour given. Keep the wording as written and don't add extra content.</w:t>
+      </w:r>
+    </w:p>
+    <w:p>
+      <w:r>
+        <w:t xml:space="preserve">Key: Yellow = Item · Green = Positive · Pink = Concern · Blue = Idea</w:t>
+      </w:r>
+    </w:p>
+    <w:p>
+      <w:r>
+        <w:t xml:space="preserve">Sections:</w:t>
+      </w:r>
+    </w:p>
+    <w:p>
+      <w:r>
+        <w:t xml:space="preserve">1. Sprint Goal &amp; Result: top left, about 50% wide and 25% tall; header colour purple.</w:t>
+      </w:r>
+    </w:p>
+    <w:p>
+      <w:r>
+        <w:t xml:space="preserve">   Content: Team &amp; sprint: · Sprint Goal: · Did we achieve it? · Yes · Partly · No · What we learned about the goal:</w:t>
+      </w:r>
+    </w:p>
+    <w:p>
+      <w:r>
+        <w:t xml:space="preserve">2. Key Measures: top right, about 50% wide and 25% tall; header colour blue.</w:t>
+      </w:r>
+    </w:p>
+    <w:p>
+      <w:r>
+        <w:t xml:space="preserve">   Subtitle: Did the numbers move?</w:t>
+      </w:r>
+    </w:p>
+    <w:p>
+      <w:r>
+        <w:t xml:space="preserve">   Content: Measure: · Before: · Now: · Target:</w:t>
+      </w:r>
+    </w:p>
+    <w:p>
+      <w:r>
+        <w:t xml:space="preserve">3. What We Built: middle left, about 35% wide and 45% tall; header colour emerald green.</w:t>
+      </w:r>
+    </w:p>
+    <w:p>
+      <w:r>
+        <w:t xml:space="preserve">   Subtitle: Done items only</w:t>
+      </w:r>
+    </w:p>
+    <w:p>
+      <w:r>
+        <w:t xml:space="preserve">   Content: Only work that meets the Definition of Done · Show working product, not slides</w:t>
+      </w:r>
+    </w:p>
+    <w:p>
+      <w:r>
+        <w:t xml:space="preserve">4. Stakeholder Feedback: middle centre, about 35% wide and 45% tall; header colour orange.</w:t>
+      </w:r>
+    </w:p>
+    <w:p>
+      <w:r>
+        <w:t xml:space="preserve">   Subtitle: Listen first</w:t>
+      </w:r>
+    </w:p>
+    <w:p>
+      <w:r>
+        <w:t xml:space="preserve">   Content: What did you like? What worries you? · What would you change or add?</w:t>
+      </w:r>
+    </w:p>
+    <w:p>
+      <w:r>
+        <w:t xml:space="preserve">5. What's Changed Around Us: middle right, about 35% wide and 45% tall; header colour sky blue.</w:t>
+      </w:r>
+    </w:p>
+    <w:p>
+      <w:r>
+        <w:t xml:space="preserve">   Subtitle: Context</w:t>
+      </w:r>
+    </w:p>
+    <w:p>
+      <w:r>
+        <w:t xml:space="preserve">   Content: Users, market, competitors · Budget, timeline, priorities</w:t>
+      </w:r>
+    </w:p>
+    <w:p>
+      <w:r>
+        <w:t xml:space="preserve">6. Backlog Changes: bottom left, about 65% wide and 25% tall; header colour amber.</w:t>
+      </w:r>
+    </w:p>
+    <w:p>
+      <w:r>
+        <w:t xml:space="preserve">   Subtitle: What the review changes</w:t>
+      </w:r>
+    </w:p>
+    <w:p>
+      <w:r>
+        <w:t xml:space="preserve">   Content: Add · Change · Remove · New items from feedback · Re-order, re-shape or re-size · No longer worth doing</w:t>
+      </w:r>
+    </w:p>
+    <w:p>
+      <w:r>
+        <w:t xml:space="preserve">7. What's Next: bottom right, about 35% wide and 25% tall; header colour dark green.</w:t>
+      </w:r>
+    </w:p>
+    <w:p>
+      <w:r>
+        <w:t xml:space="preserve">   Content: Likely next Sprint Goal: · Release / forecast update: · Decisions needed from stakeholders: · Who follows up:</w:t>
+      </w:r>
+    </w:p>
+    <w:p>
+      <w:r>
+        <w:t xml:space="preserve">Footer questions: “Based on what we've seen, what should we do next?” “What surprised you today?”</w:t>
+      </w:r>
+    </w:p>
+    <w:p>
+      <w:r>
+        <w:t xml:space="preserve">Original board for reference: https://eparker71.github.io/agile-ways-of-working/sprint-review-board.html</w:t>
       </w:r>
     </w:p>
     <w:p>

--- a/facilitator-guide-sprint-review.docx
+++ b/facilitator-guide-sprint-review.docx
@@ -208,7 +208,7 @@
         </w:numPr>
       </w:pPr>
       <w:r>
-        <w:t xml:space="preserve">Print the board at A3, or load the SVG as a digital background</w:t>
+        <w:t xml:space="preserve">Print the board at A3 or 11×17, or load the SVG as a digital background</w:t>
       </w:r>
     </w:p>
     <w:p>
